--- a/when_fire/docs/when_fire_lexicon_2026-10-25.docx
+++ b/when_fire/docs/when_fire_lexicon_2026-10-25.docx
@@ -533,6 +533,34 @@
       </w:r>
       <w:r>
         <w:t>: thinks in a way given as data.  Two speeds: the glance (one call when a fact lands) and the settle (a way of seats after an episode closes).</w:t>
+      </w:r>
+    </w:p>
+    <w:p>
+      <w:pPr>
+        <w:pStyle w:val="ListBullet"/>
+      </w:pPr>
+      <w:r>
+        <w:rPr>
+          <w:b/>
+        </w:rPr>
+        <w:t>way</w:t>
+      </w:r>
+      <w:r>
+        <w:t>: the seats a settle sits, in order, each with its prompt; data, not code.  Two ship: yes-and (noticer, builder, gatherer, honesty) and the court (facilitator, proposer, challenger, honesty).</w:t>
+      </w:r>
+    </w:p>
+    <w:p>
+      <w:pPr>
+        <w:pStyle w:val="ListBullet"/>
+      </w:pPr>
+      <w:r>
+        <w:rPr>
+          <w:b/>
+        </w:rPr>
+        <w:t>navigator</w:t>
+      </w:r>
+      <w:r>
+        <w:t>: the last seat of every settle.  It takes everything the seats said and chooses the way forward: a conclusion, a question, a proposition, a commitment, or nothing.</w:t>
       </w:r>
     </w:p>
     <w:p>
@@ -993,7 +1021,7 @@
         <w:color w:val="666666"/>
         <w:sz w:val="18"/>
       </w:rPr>
-      <w:t>when fire, October 25, 2026</w:t>
+      <w:t>when fire: the lexicon  ·  living document</w:t>
     </w:r>
   </w:p>
 </w:hdr>
